--- a/docs/docx/12_MANUAL_TESTING.docx
+++ b/docs/docx/12_MANUAL_TESTING.docx
@@ -2,7 +2,7 @@
 <file path=word/document.xml><?xml version="1.0" encoding="utf-8"?>
 <w:document xmlns:w="http://schemas.openxmlformats.org/wordprocessingml/2006/main" xmlns:m="http://schemas.openxmlformats.org/officeDocument/2006/math" xmlns:r="http://schemas.openxmlformats.org/officeDocument/2006/relationships" xmlns:o="urn:schemas-microsoft-com:office:office" xmlns:v="urn:schemas-microsoft-com:vml" xmlns:w10="urn:schemas-microsoft-com:office:word" xmlns:a="http://schemas.openxmlformats.org/drawingml/2006/main" xmlns:pic="http://schemas.openxmlformats.org/drawingml/2006/picture" xmlns:wp="http://schemas.openxmlformats.org/drawingml/2006/wordprocessingDrawing">
   <w:body>
-    <w:bookmarkStart w:id="28" w:name="ручное-тестирование-collect_workbooks"/>
+    <w:bookmarkStart w:id="31" w:name="ручное-тестирование-collect_workbooks"/>
     <w:p>
       <w:pPr>
         <w:pStyle w:val="Heading1"/>
@@ -75,7 +75,7 @@
           <w:b/>
           <w:bCs/>
         </w:rPr>
-        <w:t xml:space="preserve">3.10.523</w:t>
+        <w:t xml:space="preserve">3.10.696</w:t>
       </w:r>
       <w:r>
         <w:t xml:space="preserve">).</w:t>
@@ -902,7 +902,7 @@
         <w:rPr>
           <w:rStyle w:val="VerbatimChar"/>
         </w:rPr>
-        <w:t xml:space="preserve">├── sources/                       ← source_01..03, source_products</w:t>
+        <w:t xml:space="preserve">├── sources/                       ← source_01..03, source_products, forms/, vlookup/</w:t>
       </w:r>
       <w:r>
         <w:br/>
@@ -957,6 +957,33 @@
           <w:rStyle w:val="VerbatimChar"/>
         </w:rPr>
         <w:t xml:space="preserve">    ├── 12_postprocess_json.xltx ← матрица всех JSON-функций</w:t>
+      </w:r>
+      <w:r>
+        <w:br/>
+      </w:r>
+      <w:r>
+        <w:rPr>
+          <w:rStyle w:val="VerbatimChar"/>
+        </w:rPr>
+        <w:t xml:space="preserve">    ├── 14_form_to_table.xltx    ← анкета → таблица</w:t>
+      </w:r>
+      <w:r>
+        <w:br/>
+      </w:r>
+      <w:r>
+        <w:rPr>
+          <w:rStyle w:val="VerbatimChar"/>
+        </w:rPr>
+        <w:t xml:space="preserve">    ├── 15_table_to_form.xltx    ← таблица → анкета</w:t>
+      </w:r>
+      <w:r>
+        <w:br/>
+      </w:r>
+      <w:r>
+        <w:rPr>
+          <w:rStyle w:val="VerbatimChar"/>
+        </w:rPr>
+        <w:t xml:space="preserve">    ├── 16_transpose_table.xltx  ← транспонировать_таблицу</w:t>
       </w:r>
       <w:r>
         <w:br/>
@@ -2626,6 +2653,150 @@
           </w:p>
         </w:tc>
       </w:tr>
+      <w:tr>
+        <w:tc>
+          <w:tcPr/>
+          <w:p>
+            <w:pPr>
+              <w:pStyle w:val="Compact"/>
+            </w:pPr>
+            <w:r>
+              <w:rPr>
+                <w:rStyle w:val="VerbatimChar"/>
+                <w:b/>
+                <w:bCs/>
+              </w:rPr>
+              <w:t xml:space="preserve">14_form_to_table.xltx</w:t>
+            </w:r>
+          </w:p>
+        </w:tc>
+        <w:tc>
+          <w:tcPr/>
+          <w:p>
+            <w:pPr>
+              <w:pStyle w:val="Compact"/>
+            </w:pPr>
+            <w:r>
+              <w:rPr>
+                <w:b/>
+                <w:bCs/>
+              </w:rPr>
+              <w:t xml:space="preserve">Анкеты Q/A → wide (</w:t>
+            </w:r>
+            <w:r>
+              <w:rPr>
+                <w:rStyle w:val="VerbatimChar"/>
+                <w:b/>
+                <w:bCs/>
+              </w:rPr>
+              <w:t xml:space="preserve">анкета_в_таблицу</w:t>
+            </w:r>
+            <w:r>
+              <w:rPr>
+                <w:b/>
+                <w:bCs/>
+              </w:rPr>
+              <w:t xml:space="preserve">)</w:t>
+            </w:r>
+          </w:p>
+        </w:tc>
+      </w:tr>
+      <w:tr>
+        <w:tc>
+          <w:tcPr/>
+          <w:p>
+            <w:pPr>
+              <w:pStyle w:val="Compact"/>
+            </w:pPr>
+            <w:r>
+              <w:rPr>
+                <w:rStyle w:val="VerbatimChar"/>
+                <w:b/>
+                <w:bCs/>
+              </w:rPr>
+              <w:t xml:space="preserve">15_table_to_form.xltx</w:t>
+            </w:r>
+          </w:p>
+        </w:tc>
+        <w:tc>
+          <w:tcPr/>
+          <w:p>
+            <w:pPr>
+              <w:pStyle w:val="Compact"/>
+            </w:pPr>
+            <w:r>
+              <w:rPr>
+                <w:b/>
+                <w:bCs/>
+              </w:rPr>
+              <w:t xml:space="preserve">Wide → анкеты (</w:t>
+            </w:r>
+            <w:r>
+              <w:rPr>
+                <w:rStyle w:val="VerbatimChar"/>
+                <w:b/>
+                <w:bCs/>
+              </w:rPr>
+              <w:t xml:space="preserve">таблица_в_анкету</w:t>
+            </w:r>
+            <w:r>
+              <w:rPr>
+                <w:b/>
+                <w:bCs/>
+              </w:rPr>
+              <w:t xml:space="preserve">)</w:t>
+            </w:r>
+          </w:p>
+        </w:tc>
+      </w:tr>
+      <w:tr>
+        <w:tc>
+          <w:tcPr/>
+          <w:p>
+            <w:pPr>
+              <w:pStyle w:val="Compact"/>
+            </w:pPr>
+            <w:r>
+              <w:rPr>
+                <w:rStyle w:val="VerbatimChar"/>
+                <w:b/>
+                <w:bCs/>
+              </w:rPr>
+              <w:t xml:space="preserve">16_transpose_table.xltx</w:t>
+            </w:r>
+          </w:p>
+        </w:tc>
+        <w:tc>
+          <w:tcPr/>
+          <w:p>
+            <w:pPr>
+              <w:pStyle w:val="Compact"/>
+            </w:pPr>
+            <w:r>
+              <w:rPr>
+                <w:b/>
+                <w:bCs/>
+              </w:rPr>
+              <w:t xml:space="preserve">Транспонирование (</w:t>
+            </w:r>
+            <w:r>
+              <w:rPr>
+                <w:rStyle w:val="VerbatimChar"/>
+                <w:b/>
+                <w:bCs/>
+              </w:rPr>
+              <w:t xml:space="preserve">транспонировать_таблицу</w:t>
+            </w:r>
+            <w:r>
+              <w:rPr>
+                <w:b/>
+                <w:bCs/>
+              </w:rPr>
+              <w:t xml:space="preserve">)</w:t>
+            </w:r>
+          </w:p>
+        </w:tc>
+      </w:tr>
     </w:tbl>
     <w:p>
       <w:r>
@@ -2929,7 +3100,584 @@
       </w:r>
     </w:p>
     <w:bookmarkEnd w:id="23"/>
-    <w:bookmarkStart w:id="26" w:name="X2b6821ef85ab037447e0661af02d5c75b19f02b"/>
+    <w:bookmarkStart w:id="24" w:name="сценарии-анкета-таблица-14-15"/>
+    <w:p>
+      <w:pPr>
+        <w:pStyle w:val="Heading2"/>
+      </w:pPr>
+      <w:r>
+        <w:t xml:space="preserve">Сценарии анкета ↔ таблица (</w:t>
+      </w:r>
+      <w:r>
+        <w:rPr>
+          <w:rStyle w:val="VerbatimChar"/>
+        </w:rPr>
+        <w:t xml:space="preserve">14</w:t>
+      </w:r>
+      <w:r>
+        <w:t xml:space="preserve"> </w:t>
+      </w:r>
+      <w:r>
+        <w:t xml:space="preserve">/</w:t>
+      </w:r>
+      <w:r>
+        <w:t xml:space="preserve"> </w:t>
+      </w:r>
+      <w:r>
+        <w:rPr>
+          <w:rStyle w:val="VerbatimChar"/>
+        </w:rPr>
+        <w:t xml:space="preserve">15</w:t>
+      </w:r>
+      <w:r>
+        <w:t xml:space="preserve">)</w:t>
+      </w:r>
+    </w:p>
+    <w:p>
+      <w:pPr>
+        <w:pStyle w:val="FirstParagraph"/>
+      </w:pPr>
+      <w:r>
+        <w:t xml:space="preserve">Источник:</w:t>
+      </w:r>
+      <w:r>
+        <w:t xml:space="preserve"> </w:t>
+      </w:r>
+      <w:r>
+        <w:rPr>
+          <w:rStyle w:val="VerbatimChar"/>
+        </w:rPr>
+        <w:t xml:space="preserve">sources/forms/source_forms.xlsx</w:t>
+      </w:r>
+      <w:r>
+        <w:t xml:space="preserve"> </w:t>
+      </w:r>
+      <w:r>
+        <w:t xml:space="preserve">(генератор</w:t>
+      </w:r>
+      <w:r>
+        <w:t xml:space="preserve"> </w:t>
+      </w:r>
+      <w:r>
+        <w:rPr>
+          <w:rStyle w:val="VerbatimChar"/>
+        </w:rPr>
+        <w:t xml:space="preserve">generate_form_sources.py</w:t>
+      </w:r>
+      <w:r>
+        <w:t xml:space="preserve">).</w:t>
+      </w:r>
+    </w:p>
+    <w:tbl>
+      <w:tblPr>
+        <w:tblStyle w:val="Table"/>
+        <w:tblW w:type="pct" w:w="5000"/>
+        <w:tblLayout w:type="fixed"/>
+        <w:tblLook w:firstRow="1" w:lastRow="0" w:firstColumn="0" w:lastColumn="0" w:noHBand="0" w:noVBand="0" w:val="0020"/>
+      </w:tblPr>
+      <w:tblGrid>
+        <w:gridCol w:w="2534"/>
+        <w:gridCol w:w="2217"/>
+        <w:gridCol w:w="3168"/>
+      </w:tblGrid>
+      <w:tr>
+        <w:trPr>
+          <w:tblHeader w:val="on"/>
+        </w:trPr>
+        <w:tc>
+          <w:tcPr/>
+          <w:p>
+            <w:pPr>
+              <w:pStyle w:val="Compact"/>
+            </w:pPr>
+            <w:r>
+              <w:t xml:space="preserve">Шаблон</w:t>
+            </w:r>
+          </w:p>
+        </w:tc>
+        <w:tc>
+          <w:tcPr/>
+          <w:p>
+            <w:pPr>
+              <w:pStyle w:val="Compact"/>
+            </w:pPr>
+            <w:r>
+              <w:t xml:space="preserve">Режим</w:t>
+            </w:r>
+          </w:p>
+        </w:tc>
+        <w:tc>
+          <w:tcPr/>
+          <w:p>
+            <w:pPr>
+              <w:pStyle w:val="Compact"/>
+            </w:pPr>
+            <w:r>
+              <w:t xml:space="preserve">Ожидание</w:t>
+            </w:r>
+          </w:p>
+        </w:tc>
+      </w:tr>
+      <w:tr>
+        <w:tc>
+          <w:tcPr/>
+          <w:p>
+            <w:pPr>
+              <w:pStyle w:val="Compact"/>
+            </w:pPr>
+            <w:r>
+              <w:rPr>
+                <w:rStyle w:val="VerbatimChar"/>
+              </w:rPr>
+              <w:t xml:space="preserve">14_form_to_table.xltx</w:t>
+            </w:r>
+          </w:p>
+        </w:tc>
+        <w:tc>
+          <w:tcPr/>
+          <w:p>
+            <w:pPr>
+              <w:pStyle w:val="Compact"/>
+            </w:pPr>
+            <w:r>
+              <w:t xml:space="preserve">Копирование листов</w:t>
+            </w:r>
+            <w:r>
+              <w:t xml:space="preserve"> </w:t>
+            </w:r>
+            <w:r>
+              <w:rPr>
+                <w:rStyle w:val="VerbatimChar"/>
+              </w:rPr>
+              <w:t xml:space="preserve">Анкета_*</w:t>
+            </w:r>
+          </w:p>
+        </w:tc>
+        <w:tc>
+          <w:tcPr/>
+          <w:p>
+            <w:pPr>
+              <w:pStyle w:val="Compact"/>
+            </w:pPr>
+            <w:r>
+              <w:t xml:space="preserve">листы</w:t>
+            </w:r>
+            <w:r>
+              <w:t xml:space="preserve"> </w:t>
+            </w:r>
+            <w:r>
+              <w:rPr>
+                <w:rStyle w:val="VerbatimChar"/>
+              </w:rPr>
+              <w:t xml:space="preserve">Wide_из_ФИО</w:t>
+            </w:r>
+            <w:r>
+              <w:t xml:space="preserve">,</w:t>
+            </w:r>
+            <w:r>
+              <w:t xml:space="preserve"> </w:t>
+            </w:r>
+            <w:r>
+              <w:rPr>
+                <w:rStyle w:val="VerbatimChar"/>
+              </w:rPr>
+              <w:t xml:space="preserve">Wide_из_пусто</w:t>
+            </w:r>
+            <w:r>
+              <w:t xml:space="preserve">,</w:t>
+            </w:r>
+            <w:r>
+              <w:t xml:space="preserve"> </w:t>
+            </w:r>
+            <w:r>
+              <w:rPr>
+                <w:rStyle w:val="VerbatimChar"/>
+              </w:rPr>
+              <w:t xml:space="preserve">Wide_из_шапка</w:t>
+            </w:r>
+          </w:p>
+        </w:tc>
+      </w:tr>
+      <w:tr>
+        <w:tc>
+          <w:tcPr/>
+          <w:p>
+            <w:pPr>
+              <w:pStyle w:val="Compact"/>
+            </w:pPr>
+            <w:r>
+              <w:rPr>
+                <w:rStyle w:val="VerbatimChar"/>
+              </w:rPr>
+              <w:t xml:space="preserve">15_table_to_form.xltx</w:t>
+            </w:r>
+          </w:p>
+        </w:tc>
+        <w:tc>
+          <w:tcPr/>
+          <w:p>
+            <w:pPr>
+              <w:pStyle w:val="Compact"/>
+            </w:pPr>
+            <w:r>
+              <w:t xml:space="preserve">Копирование</w:t>
+            </w:r>
+            <w:r>
+              <w:t xml:space="preserve"> </w:t>
+            </w:r>
+            <w:r>
+              <w:rPr>
+                <w:rStyle w:val="VerbatimChar"/>
+              </w:rPr>
+              <w:t xml:space="preserve">Wide_анкеты</w:t>
+            </w:r>
+          </w:p>
+        </w:tc>
+        <w:tc>
+          <w:tcPr/>
+          <w:p>
+            <w:pPr>
+              <w:pStyle w:val="Compact"/>
+            </w:pPr>
+            <w:r>
+              <w:t xml:space="preserve">лист</w:t>
+            </w:r>
+            <w:r>
+              <w:t xml:space="preserve"> </w:t>
+            </w:r>
+            <w:r>
+              <w:rPr>
+                <w:rStyle w:val="VerbatimChar"/>
+              </w:rPr>
+              <w:t xml:space="preserve">Анкета_из_wide</w:t>
+            </w:r>
+            <w:r>
+              <w:t xml:space="preserve"> </w:t>
+            </w:r>
+            <w:r>
+              <w:t xml:space="preserve">(пары Q/A + шапка блока)</w:t>
+            </w:r>
+          </w:p>
+        </w:tc>
+      </w:tr>
+    </w:tbl>
+    <w:p>
+      <w:pPr>
+        <w:pStyle w:val="BodyText"/>
+      </w:pPr>
+      <w:r>
+        <w:t xml:space="preserve">Перегенерация только форм:</w:t>
+      </w:r>
+      <w:r>
+        <w:t xml:space="preserve"> </w:t>
+      </w:r>
+      <w:r>
+        <w:rPr>
+          <w:rStyle w:val="VerbatimChar"/>
+        </w:rPr>
+        <w:t xml:space="preserve">python test/collect_workbooks/generate_form_sources.py</w:t>
+      </w:r>
+      <w:r>
+        <w:t xml:space="preserve">.</w:t>
+      </w:r>
+    </w:p>
+    <w:p>
+      <w:r>
+        <w:pict>
+          <v:rect style="width:0;height:1.5pt" o:hralign="center" o:hrstd="t" o:hr="t"/>
+        </w:pict>
+      </w:r>
+    </w:p>
+    <w:bookmarkEnd w:id="24"/>
+    <w:bookmarkStart w:id="26" w:name="X1f83f385bc5779711ddc5f01f9c26d0fd35a50a"/>
+    <w:p>
+      <w:pPr>
+        <w:pStyle w:val="Heading2"/>
+      </w:pPr>
+      <w:r>
+        <w:t xml:space="preserve">Сценарий транспонирования (</w:t>
+      </w:r>
+      <w:r>
+        <w:rPr>
+          <w:rStyle w:val="VerbatimChar"/>
+        </w:rPr>
+        <w:t xml:space="preserve">16_transpose_table.xltx</w:t>
+      </w:r>
+      <w:r>
+        <w:t xml:space="preserve">)</w:t>
+      </w:r>
+    </w:p>
+    <w:p>
+      <w:pPr>
+        <w:pStyle w:val="FirstParagraph"/>
+      </w:pPr>
+      <w:r>
+        <w:t xml:space="preserve">Источник:</w:t>
+      </w:r>
+      <w:r>
+        <w:t xml:space="preserve"> </w:t>
+      </w:r>
+      <w:r>
+        <w:rPr>
+          <w:rStyle w:val="VerbatimChar"/>
+        </w:rPr>
+        <w:t xml:space="preserve">sources/transpose/source_transpose.xlsx</w:t>
+      </w:r>
+      <w:r>
+        <w:t xml:space="preserve"> </w:t>
+      </w:r>
+      <w:r>
+        <w:t xml:space="preserve">(генератор</w:t>
+      </w:r>
+      <w:r>
+        <w:t xml:space="preserve"> </w:t>
+      </w:r>
+      <w:r>
+        <w:rPr>
+          <w:rStyle w:val="VerbatimChar"/>
+        </w:rPr>
+        <w:t xml:space="preserve">generate_transpose_sources.py</w:t>
+      </w:r>
+      <w:r>
+        <w:t xml:space="preserve">).</w:t>
+      </w:r>
+    </w:p>
+    <w:tbl>
+      <w:tblPr>
+        <w:tblStyle w:val="Table"/>
+        <w:tblW w:type="pct" w:w="5000"/>
+        <w:tblLayout w:type="fixed"/>
+        <w:tblLook w:firstRow="1" w:lastRow="0" w:firstColumn="0" w:lastColumn="0" w:noHBand="0" w:noVBand="0" w:val="0020"/>
+      </w:tblPr>
+      <w:tblGrid>
+        <w:gridCol w:w="2534"/>
+        <w:gridCol w:w="2217"/>
+        <w:gridCol w:w="3168"/>
+      </w:tblGrid>
+      <w:tr>
+        <w:trPr>
+          <w:tblHeader w:val="on"/>
+        </w:trPr>
+        <w:tc>
+          <w:tcPr/>
+          <w:p>
+            <w:pPr>
+              <w:pStyle w:val="Compact"/>
+            </w:pPr>
+            <w:r>
+              <w:t xml:space="preserve">Шаблон</w:t>
+            </w:r>
+          </w:p>
+        </w:tc>
+        <w:tc>
+          <w:tcPr/>
+          <w:p>
+            <w:pPr>
+              <w:pStyle w:val="Compact"/>
+            </w:pPr>
+            <w:r>
+              <w:t xml:space="preserve">Режим</w:t>
+            </w:r>
+          </w:p>
+        </w:tc>
+        <w:tc>
+          <w:tcPr/>
+          <w:p>
+            <w:pPr>
+              <w:pStyle w:val="Compact"/>
+            </w:pPr>
+            <w:r>
+              <w:t xml:space="preserve">Ожидание</w:t>
+            </w:r>
+          </w:p>
+        </w:tc>
+      </w:tr>
+      <w:tr>
+        <w:tc>
+          <w:tcPr/>
+          <w:p>
+            <w:pPr>
+              <w:pStyle w:val="Compact"/>
+            </w:pPr>
+            <w:r>
+              <w:rPr>
+                <w:rStyle w:val="VerbatimChar"/>
+              </w:rPr>
+              <w:t xml:space="preserve">16_transpose_table.xltx</w:t>
+            </w:r>
+          </w:p>
+        </w:tc>
+        <w:tc>
+          <w:tcPr/>
+          <w:p>
+            <w:pPr>
+              <w:pStyle w:val="Compact"/>
+            </w:pPr>
+            <w:r>
+              <w:t xml:space="preserve">Копирование</w:t>
+            </w:r>
+            <w:r>
+              <w:t xml:space="preserve"> </w:t>
+            </w:r>
+            <w:r>
+              <w:rPr>
+                <w:rStyle w:val="VerbatimChar"/>
+              </w:rPr>
+              <w:t xml:space="preserve">Матрица</w:t>
+            </w:r>
+            <w:r>
+              <w:t xml:space="preserve">,</w:t>
+            </w:r>
+            <w:r>
+              <w:t xml:space="preserve"> </w:t>
+            </w:r>
+            <w:r>
+              <w:rPr>
+                <w:rStyle w:val="VerbatimChar"/>
+              </w:rPr>
+              <w:t xml:space="preserve">Метки_колонка</w:t>
+            </w:r>
+          </w:p>
+        </w:tc>
+        <w:tc>
+          <w:tcPr/>
+          <w:p>
+            <w:pPr>
+              <w:pStyle w:val="Compact"/>
+            </w:pPr>
+            <w:r>
+              <w:t xml:space="preserve">листы</w:t>
+            </w:r>
+            <w:r>
+              <w:t xml:space="preserve"> </w:t>
+            </w:r>
+            <w:r>
+              <w:rPr>
+                <w:rStyle w:val="VerbatimChar"/>
+              </w:rPr>
+              <w:t xml:space="preserve">Матрица_T</w:t>
+            </w:r>
+            <w:r>
+              <w:t xml:space="preserve"> </w:t>
+            </w:r>
+            <w:r>
+              <w:t xml:space="preserve">(обычный),</w:t>
+            </w:r>
+            <w:r>
+              <w:t xml:space="preserve"> </w:t>
+            </w:r>
+            <w:r>
+              <w:rPr>
+                <w:rStyle w:val="VerbatimChar"/>
+              </w:rPr>
+              <w:t xml:space="preserve">Метки_T</w:t>
+            </w:r>
+            <w:r>
+              <w:t xml:space="preserve"> </w:t>
+            </w:r>
+            <w:r>
+              <w:t xml:space="preserve">(</w:t>
+            </w:r>
+            <w:r>
+              <w:rPr>
+                <w:rStyle w:val="VerbatimChar"/>
+              </w:rPr>
+              <w:t xml:space="preserve">headers_from_column</w:t>
+            </w:r>
+            <w:r>
+              <w:t xml:space="preserve">),</w:t>
+            </w:r>
+            <w:r>
+              <w:t xml:space="preserve"> </w:t>
+            </w:r>
+            <w:r>
+              <w:rPr>
+                <w:rStyle w:val="VerbatimChar"/>
+              </w:rPr>
+              <w:t xml:space="preserve">Матрица_H</w:t>
+            </w:r>
+            <w:r>
+              <w:t xml:space="preserve"> </w:t>
+            </w:r>
+            <w:r>
+              <w:t xml:space="preserve">(</w:t>
+            </w:r>
+            <w:r>
+              <w:rPr>
+                <w:rStyle w:val="VerbatimChar"/>
+              </w:rPr>
+              <w:t xml:space="preserve">result_headers</w:t>
+            </w:r>
+            <w:r>
+              <w:t xml:space="preserve">)</w:t>
+            </w:r>
+          </w:p>
+        </w:tc>
+      </w:tr>
+    </w:tbl>
+    <w:p>
+      <w:pPr>
+        <w:pStyle w:val="BodyText"/>
+      </w:pPr>
+      <w:r>
+        <w:t xml:space="preserve">Перегенерация источника:</w:t>
+      </w:r>
+      <w:r>
+        <w:t xml:space="preserve"> </w:t>
+      </w:r>
+      <w:r>
+        <w:rPr>
+          <w:rStyle w:val="VerbatimChar"/>
+        </w:rPr>
+        <w:t xml:space="preserve">python test/collect_workbooks/generate_transpose_sources.py</w:t>
+      </w:r>
+      <w:r>
+        <w:t xml:space="preserve">.</w:t>
+      </w:r>
+      <w:r>
+        <w:br/>
+      </w:r>
+      <w:r>
+        <w:t xml:space="preserve">Поля JSON:</w:t>
+      </w:r>
+      <w:r>
+        <w:t xml:space="preserve"> </w:t>
+      </w:r>
+      <w:hyperlink r:id="rId10">
+        <w:r>
+          <w:rPr>
+            <w:rStyle w:val="Hyperlink"/>
+          </w:rPr>
+          <w:t xml:space="preserve">13_JSON_PARAMS.md</w:t>
+        </w:r>
+      </w:hyperlink>
+      <w:r>
+        <w:t xml:space="preserve">; описание —</w:t>
+      </w:r>
+      <w:r>
+        <w:t xml:space="preserve"> </w:t>
+      </w:r>
+      <w:hyperlink r:id="rId25">
+        <w:r>
+          <w:rPr>
+            <w:rStyle w:val="Hyperlink"/>
+          </w:rPr>
+          <w:t xml:space="preserve">05_POSTPROCESS.md</w:t>
+        </w:r>
+      </w:hyperlink>
+      <w:r>
+        <w:t xml:space="preserve">.</w:t>
+      </w:r>
+    </w:p>
+    <w:p>
+      <w:r>
+        <w:pict>
+          <v:rect style="width:0;height:1.5pt" o:hralign="center" o:hrstd="t" o:hr="t"/>
+        </w:pict>
+      </w:r>
+    </w:p>
+    <w:bookmarkEnd w:id="26"/>
+    <w:bookmarkStart w:id="29" w:name="X2b6821ef85ab037447e0661af02d5c75b19f02b"/>
     <w:p>
       <w:pPr>
         <w:pStyle w:val="Heading2"/>
@@ -3094,7 +3842,7 @@
           <w:b/>
           <w:bCs/>
         </w:rPr>
-        <w:t xml:space="preserve">≥ 3.10.523</w:t>
+        <w:t xml:space="preserve">≥ 3.10.696</w:t>
       </w:r>
       <w:r>
         <w:t xml:space="preserve"> </w:t>
@@ -3173,7 +3921,7 @@
       <w:r>
         <w:t xml:space="preserve">+ JSON в C (</w:t>
       </w:r>
-      <w:hyperlink r:id="rId24">
+      <w:hyperlink r:id="rId27">
         <w:r>
           <w:rPr>
             <w:rStyle w:val="Hyperlink"/>
@@ -3235,7 +3983,7 @@
       <w:r>
         <w:t xml:space="preserve"> </w:t>
       </w:r>
-      <w:hyperlink r:id="rId25">
+      <w:hyperlink r:id="rId28">
         <w:r>
           <w:rPr>
             <w:rStyle w:val="Hyperlink"/>
@@ -3254,8 +4002,8 @@
         </w:pict>
       </w:r>
     </w:p>
-    <w:bookmarkEnd w:id="26"/>
-    <w:bookmarkStart w:id="27" w:name="типичные-проблемы"/>
+    <w:bookmarkEnd w:id="29"/>
+    <w:bookmarkStart w:id="30" w:name="типичные-проблемы"/>
     <w:p>
       <w:pPr>
         <w:pStyle w:val="Heading2"/>
@@ -3480,7 +4228,7 @@
             <w:r>
               <w:t xml:space="preserve"> </w:t>
             </w:r>
-            <w:hyperlink r:id="rId25">
+            <w:hyperlink r:id="rId28">
               <w:r>
                 <w:rPr>
                   <w:rStyle w:val="Hyperlink"/>
@@ -3570,8 +4318,8 @@
         </w:tc>
       </w:tr>
     </w:tbl>
-    <w:bookmarkEnd w:id="27"/>
-    <w:bookmarkEnd w:id="28"/>
+    <w:bookmarkEnd w:id="30"/>
+    <w:bookmarkEnd w:id="31"/>
     <w:sectPr>
       <w:footnotePr>
         <w:numRestart w:val="eachSect"/>
